--- a/Myeisha_Cheek_CoverLetter_Paralegal_FamilyLaw_ElderLaw_CivilLit.docx
+++ b/Myeisha_Cheek_CoverLetter_Paralegal_FamilyLaw_ElderLaw_CivilLit.docx
@@ -4,13 +4,14 @@
   <w:body>
     <w:p>
       <w:pPr>
-        <w:spacing w:after="0" w:before="0"/>
+        <w:spacing w:before="0" w:after="40"/>
         <w:jc w:val="center"/>
       </w:pPr>
       <w:r>
         <w:rPr>
           <w:rFonts w:ascii="Times New Roman" w:hAnsi="Times New Roman"/>
           <w:b/>
+          <w:color w:val="000000"/>
           <w:sz w:val="32"/>
         </w:rPr>
         <w:t>MYEISHA L. CHEEK</w:t>
@@ -18,12 +19,14 @@
     </w:p>
     <w:p>
       <w:pPr>
-        <w:spacing w:after="80" w:before="0"/>
+        <w:spacing w:before="0" w:after="60"/>
+        <w:jc w:val="left"/>
       </w:pPr>
       <w:r>
         <w:rPr>
           <w:rFonts w:ascii="Times New Roman" w:hAnsi="Times New Roman"/>
           <w:b w:val="0"/>
+          <w:color w:val="000000"/>
           <w:sz w:val="24"/>
         </w:rPr>
         <w:t>Charlotte, NC 28273 | 864-398-3096 | myeishacheek05@gmail.com | linkedin.com/in/myeisha-cheek-</w:t>
@@ -31,24 +34,22 @@
     </w:p>
     <w:p>
       <w:pPr>
-        <w:spacing w:after="0" w:before="80"/>
+        <w:spacing w:before="40" w:after="40"/>
+        <w:pBdr>
+          <w:bottom w:val="single" w:sz="6" w:space="1" w:color="000000"/>
+        </w:pBdr>
       </w:pPr>
-      <w:r>
-        <w:rPr>
-          <w:rFonts w:ascii="Times New Roman" w:hAnsi="Times New Roman"/>
-          <w:sz w:val="16"/>
-        </w:rPr>
-        <w:t>________________________________________________________________________</w:t>
-      </w:r>
     </w:p>
     <w:p>
       <w:pPr>
-        <w:spacing w:after="80" w:before="0"/>
+        <w:spacing w:before="0" w:after="60"/>
+        <w:jc w:val="left"/>
       </w:pPr>
       <w:r>
         <w:rPr>
           <w:rFonts w:ascii="Times New Roman" w:hAnsi="Times New Roman"/>
           <w:b w:val="0"/>
+          <w:color w:val="000000"/>
           <w:sz w:val="24"/>
         </w:rPr>
         <w:t>Dear Hiring Manager,</w:t>
@@ -56,12 +57,14 @@
     </w:p>
     <w:p>
       <w:pPr>
-        <w:spacing w:after="80" w:before="0"/>
+        <w:spacing w:before="0" w:after="60"/>
+        <w:jc w:val="left"/>
       </w:pPr>
       <w:r>
         <w:rPr>
           <w:rFonts w:ascii="Times New Roman" w:hAnsi="Times New Roman"/>
           <w:b w:val="0"/>
+          <w:color w:val="000000"/>
           <w:sz w:val="24"/>
         </w:rPr>
         <w:t>I am writing to express my interest in the Paralegal position supporting your firm's family law, elder law, and civil litigation practice. With over five years of experience as a paralegal focused primarily on family law matters, I am confident in my ability to provide strong support to your attorneys from case intake through resolution.</w:t>
@@ -69,12 +72,14 @@
     </w:p>
     <w:p>
       <w:pPr>
-        <w:spacing w:after="80" w:before="0"/>
+        <w:spacing w:before="0" w:after="60"/>
+        <w:jc w:val="left"/>
       </w:pPr>
       <w:r>
         <w:rPr>
           <w:rFonts w:ascii="Times New Roman" w:hAnsi="Times New Roman"/>
           <w:b w:val="0"/>
+          <w:color w:val="000000"/>
           <w:sz w:val="24"/>
         </w:rPr>
         <w:t>At the Department of Social Services, I supported attorneys on active family law litigation, including child welfare cases, termination of parental rights, and custody disputes. I drafted pleadings, motions, judgments, court orders, and correspondence for court submission, managed discovery from collection through review, and prepared case materials and exhibits for hearings and court proceedings. I also managed attorney calendars, scheduled hearings and client appointments, and monitored active caseloads to ensure deadlines and deliverables were consistently met.</w:t>
@@ -82,12 +87,14 @@
     </w:p>
     <w:p>
       <w:pPr>
-        <w:spacing w:after="80" w:before="0"/>
+        <w:spacing w:before="0" w:after="60"/>
+        <w:jc w:val="left"/>
       </w:pPr>
       <w:r>
         <w:rPr>
           <w:rFonts w:ascii="Times New Roman" w:hAnsi="Times New Roman"/>
           <w:b w:val="0"/>
+          <w:color w:val="000000"/>
           <w:sz w:val="24"/>
         </w:rPr>
         <w:t>As a Juvenile Drug Court Program Coordinator, I worked closely with attorneys, judges, and families throughout family court proceedings, managing case calendars and serving as a primary point of contact for clients navigating their cases. I understand the importance of clear, consistent communication with clients during difficult legal matters, and I bring that same approach to every case I support.</w:t>
@@ -95,12 +102,14 @@
     </w:p>
     <w:p>
       <w:pPr>
-        <w:spacing w:after="80" w:before="0"/>
+        <w:spacing w:before="0" w:after="60"/>
+        <w:jc w:val="left"/>
       </w:pPr>
       <w:r>
         <w:rPr>
           <w:rFonts w:ascii="Times New Roman" w:hAnsi="Times New Roman"/>
           <w:b w:val="0"/>
+          <w:color w:val="000000"/>
           <w:sz w:val="24"/>
         </w:rPr>
         <w:t>In my current role as a Client Intake Coordinator in Charlotte, I manage case documentation, client communication, and case records in Litify across multiple active matters. I am comfortable managing competing deadlines while supporting multiple attorneys in a collaborative environment, and I am confident I can do the same for your team.</w:t>
@@ -108,12 +117,14 @@
     </w:p>
     <w:p>
       <w:pPr>
-        <w:spacing w:after="80" w:before="0"/>
+        <w:spacing w:before="0" w:after="60"/>
+        <w:jc w:val="left"/>
       </w:pPr>
       <w:r>
         <w:rPr>
           <w:rFonts w:ascii="Times New Roman" w:hAnsi="Times New Roman"/>
           <w:b w:val="0"/>
+          <w:color w:val="000000"/>
           <w:sz w:val="24"/>
         </w:rPr>
         <w:t>I would welcome the opportunity to bring my experience to your firm. Thank you for your time and consideration.</w:t>
@@ -121,12 +132,14 @@
     </w:p>
     <w:p>
       <w:pPr>
-        <w:spacing w:after="80" w:before="0"/>
+        <w:spacing w:before="0" w:after="60"/>
+        <w:jc w:val="left"/>
       </w:pPr>
       <w:r>
         <w:rPr>
           <w:rFonts w:ascii="Times New Roman" w:hAnsi="Times New Roman"/>
           <w:b w:val="0"/>
+          <w:color w:val="000000"/>
           <w:sz w:val="24"/>
         </w:rPr>
         <w:t>Sincerely,</w:t>
@@ -134,12 +147,14 @@
     </w:p>
     <w:p>
       <w:pPr>
-        <w:spacing w:after="80" w:before="0"/>
+        <w:spacing w:before="0" w:after="60"/>
+        <w:jc w:val="left"/>
       </w:pPr>
       <w:r>
         <w:rPr>
           <w:rFonts w:ascii="Times New Roman" w:hAnsi="Times New Roman"/>
           <w:b w:val="0"/>
+          <w:color w:val="000000"/>
           <w:sz w:val="24"/>
         </w:rPr>
         <w:t>Myeisha L. Cheek</w:t>
@@ -518,8 +533,12 @@
     <w:name w:val="Normal"/>
     <w:qFormat/>
     <w:rsid w:val="00FC693F"/>
+    <w:pPr>
+      <w:spacing w:after="0" w:before="0"/>
+    </w:pPr>
     <w:rPr>
       <w:rFonts w:ascii="Times New Roman" w:hAnsi="Times New Roman"/>
+      <w:color w:val="000000"/>
       <w:sz w:val="24"/>
     </w:rPr>
   </w:style>

--- a/Myeisha_Cheek_CoverLetter_Paralegal_FamilyLaw_ElderLaw_CivilLit.docx
+++ b/Myeisha_Cheek_CoverLetter_Paralegal_FamilyLaw_ElderLaw_CivilLit.docx
@@ -52,6 +52,51 @@
           <w:color w:val="000000"/>
           <w:sz w:val="24"/>
         </w:rPr>
+        <w:t>June 30, 2026</w:t>
+      </w:r>
+    </w:p>
+    <w:p>
+      <w:pPr>
+        <w:spacing w:before="0" w:after="60"/>
+        <w:jc w:val="left"/>
+      </w:pPr>
+      <w:r>
+        <w:rPr>
+          <w:rFonts w:ascii="Times New Roman" w:hAnsi="Times New Roman"/>
+          <w:b w:val="0"/>
+          <w:color w:val="000000"/>
+          <w:sz w:val="24"/>
+        </w:rPr>
+        <w:t>Hiring Manager</w:t>
+      </w:r>
+    </w:p>
+    <w:p>
+      <w:pPr>
+        <w:spacing w:before="0" w:after="60"/>
+        <w:jc w:val="left"/>
+      </w:pPr>
+      <w:r>
+        <w:rPr>
+          <w:rFonts w:ascii="Times New Roman" w:hAnsi="Times New Roman"/>
+          <w:b w:val="0"/>
+          <w:color w:val="000000"/>
+          <w:sz w:val="24"/>
+        </w:rPr>
+        <w:t>Charlotte, NC</w:t>
+      </w:r>
+    </w:p>
+    <w:p>
+      <w:pPr>
+        <w:spacing w:before="0" w:after="60"/>
+        <w:jc w:val="left"/>
+      </w:pPr>
+      <w:r>
+        <w:rPr>
+          <w:rFonts w:ascii="Times New Roman" w:hAnsi="Times New Roman"/>
+          <w:b w:val="0"/>
+          <w:color w:val="000000"/>
+          <w:sz w:val="24"/>
+        </w:rPr>
         <w:t>Dear Hiring Manager,</w:t>
       </w:r>
     </w:p>
@@ -67,7 +112,7 @@
           <w:color w:val="000000"/>
           <w:sz w:val="24"/>
         </w:rPr>
-        <w:t>I am writing to express my interest in the Paralegal position supporting your firm's family law, elder law, and civil litigation practice. With over five years of experience as a paralegal focused primarily on family law matters, I am confident in my ability to provide strong support to your attorneys from case intake through resolution.</w:t>
+        <w:t>I am writing to apply for the Paralegal position supporting your firm's family law, elder law, and civil litigation practice. With over five years of paralegal experience focused primarily on family law litigation, I am well prepared to support your attorneys across all stages of litigation and help manage a demanding caseload with accuracy and efficiency.</w:t>
       </w:r>
     </w:p>
     <w:p>
@@ -82,7 +127,7 @@
           <w:color w:val="000000"/>
           <w:sz w:val="24"/>
         </w:rPr>
-        <w:t>At the Department of Social Services, I supported attorneys on active family law litigation, including child welfare cases, termination of parental rights, and custody disputes. I drafted pleadings, motions, judgments, court orders, and correspondence for court submission, managed discovery from collection through review, and prepared case materials and exhibits for hearings and court proceedings. I also managed attorney calendars, scheduled hearings and client appointments, and monitored active caseloads to ensure deadlines and deliverables were consistently met.</w:t>
+        <w:t>At the Department of Social Services, I supported attorneys on active family law cases including child welfare, termination of parental rights, and custody disputes — managing these matters from intake through resolution. I drafted pleadings, motions, judgments, court orders, and correspondence, managed discovery from collection through review, and prepared case materials and exhibits for hearings and court proceedings. I managed attorney calendars, scheduled hearings and client appointments, and monitored active caseloads to ensure deadlines were consistently met. I communicated directly with clients, opposing counsel, and court staff on a daily basis.</w:t>
       </w:r>
     </w:p>
     <w:p>
@@ -97,7 +142,7 @@
           <w:color w:val="000000"/>
           <w:sz w:val="24"/>
         </w:rPr>
-        <w:t>As a Juvenile Drug Court Program Coordinator, I worked closely with attorneys, judges, and families throughout family court proceedings, managing case calendars and serving as a primary point of contact for clients navigating their cases. I understand the importance of clear, consistent communication with clients during difficult legal matters, and I bring that same approach to every case I support.</w:t>
+        <w:t>As a Juvenile Drug Court Program Coordinator, I worked closely with attorneys, judges, and families in family court proceedings, managing case calendars and serving as a primary point of contact for clients throughout their cases. I understand the importance of clear, consistent communication with clients during difficult legal matters, and I bring that same approach to every matter I support.</w:t>
       </w:r>
     </w:p>
     <w:p>
@@ -112,7 +157,7 @@
           <w:color w:val="000000"/>
           <w:sz w:val="24"/>
         </w:rPr>
-        <w:t>In my current role as a Client Intake Coordinator in Charlotte, I manage case documentation, client communication, and case records in Litify across multiple active matters. I am comfortable managing competing deadlines while supporting multiple attorneys in a collaborative environment, and I am confident I can do the same for your team.</w:t>
+        <w:t>I currently work as a Client Intake Coordinator in Charlotte, managing case documentation, client communication, and records across multiple active matters in Litify. I am also completing a Master of Legal Studies at Wake Forest University School of Law. I am comfortable managing competing deadlines while supporting multiple attorneys in a collaborative environment and would be glad to bring that same level of dedication to your team.</w:t>
       </w:r>
     </w:p>
     <w:p>
@@ -127,7 +172,7 @@
           <w:color w:val="000000"/>
           <w:sz w:val="24"/>
         </w:rPr>
-        <w:t>I would welcome the opportunity to bring my experience to your firm. Thank you for your time and consideration.</w:t>
+        <w:t>Thank you for your time and consideration. I hope to speak with you soon.</w:t>
       </w:r>
     </w:p>
     <w:p>
@@ -158,6 +203,21 @@
           <w:sz w:val="24"/>
         </w:rPr>
         <w:t>Myeisha L. Cheek</w:t>
+      </w:r>
+    </w:p>
+    <w:p>
+      <w:pPr>
+        <w:spacing w:before="0" w:after="60"/>
+        <w:jc w:val="left"/>
+      </w:pPr>
+      <w:r>
+        <w:rPr>
+          <w:rFonts w:ascii="Times New Roman" w:hAnsi="Times New Roman"/>
+          <w:b w:val="0"/>
+          <w:color w:val="000000"/>
+          <w:sz w:val="24"/>
+        </w:rPr>
+        <w:t>864-398-3096 | myeishacheek05@gmail.com</w:t>
       </w:r>
     </w:p>
     <w:sectPr>

--- a/Myeisha_Cheek_CoverLetter_Paralegal_FamilyLaw_ElderLaw_CivilLit.docx
+++ b/Myeisha_Cheek_CoverLetter_Paralegal_FamilyLaw_ElderLaw_CivilLit.docx
@@ -157,7 +157,7 @@
           <w:color w:val="000000"/>
           <w:sz w:val="24"/>
         </w:rPr>
-        <w:t>I currently work as a Client Intake Coordinator in Charlotte, managing case documentation, client communication, and records across multiple active matters in Litify. I am also completing a Master of Legal Studies at Wake Forest University School of Law. I am comfortable managing competing deadlines while supporting multiple attorneys in a collaborative environment and would be glad to bring that same level of dedication to your team.</w:t>
+        <w:t>I currently work as a Client Intake Coordinator at Cattie and Gonzalez, PLLC in Charlotte — a Medicare Secondary Payer law firm — managing case documentation, client communication, and records across multiple active matters in Litify. I am also completing a Master of Legal Studies at Wake Forest University School of Law. I am comfortable managing competing deadlines while supporting multiple attorneys in a collaborative environment and would be glad to bring that same level of dedication to your team.</w:t>
       </w:r>
     </w:p>
     <w:p>

--- a/Myeisha_Cheek_CoverLetter_Paralegal_FamilyLaw_ElderLaw_CivilLit.docx
+++ b/Myeisha_Cheek_CoverLetter_Paralegal_FamilyLaw_ElderLaw_CivilLit.docx
@@ -112,7 +112,7 @@
           <w:color w:val="000000"/>
           <w:sz w:val="24"/>
         </w:rPr>
-        <w:t>I am writing to apply for the Paralegal position supporting your firm's family law, elder law, and civil litigation practice. With over five years of paralegal experience focused primarily on family law litigation, I am well prepared to support your attorneys across all stages of litigation and help manage a demanding caseload with accuracy and efficiency.</w:t>
+        <w:t>I am writing to apply for the Paralegal position with your firm. With over five years of experience supporting attorneys in family law litigation from intake through resolution, I am confident I can walk in and contribute immediately — not after a long learning curve, but from day one.</w:t>
       </w:r>
     </w:p>
     <w:p>
@@ -127,7 +127,7 @@
           <w:color w:val="000000"/>
           <w:sz w:val="24"/>
         </w:rPr>
-        <w:t>At the Department of Social Services, I supported attorneys on active family law cases including child welfare, termination of parental rights, and custody disputes — managing these matters from intake through resolution. I drafted pleadings, motions, judgments, court orders, and correspondence, managed discovery from collection through review, and prepared case materials and exhibits for hearings and court proceedings. I managed attorney calendars, scheduled hearings and client appointments, and monitored active caseloads to ensure deadlines were consistently met. I communicated directly with clients, opposing counsel, and court staff on a daily basis.</w:t>
+        <w:t>What sets me apart is that I have done this work at every level. At the Department of Social Services, I was a litigation paralegal handling complex family law cases — drafting pleadings, motions, judgments, and court orders, managing discovery from collection through review, preparing exhibits for hearings, managing attorney calendars, and tracking deadlines across multiple active matters. I did not just assist with these tasks; I owned them. Attorneys trusted me to keep their cases organized and moving forward, and I consistently delivered. That kind of ownership and follow-through is something I carry into every role.</w:t>
       </w:r>
     </w:p>
     <w:p>
@@ -142,7 +142,7 @@
           <w:color w:val="000000"/>
           <w:sz w:val="24"/>
         </w:rPr>
-        <w:t>As a Juvenile Drug Court Program Coordinator, I worked closely with attorneys, judges, and families in family court proceedings, managing case calendars and serving as a primary point of contact for clients throughout their cases. I understand the importance of clear, consistent communication with clients during difficult legal matters, and I bring that same approach to every matter I support.</w:t>
+        <w:t>I also understand the client relationship that comes with family law work. As a Juvenile Drug Court Program Coordinator, I was the person families called when they had questions, needed guidance, or were overwhelmed by the process. I learned how to communicate with clarity and compassion while still keeping things professional and focused. That combination — strong legal skills and genuine client care — is something I believe makes a paralegal truly valuable to a team.</w:t>
       </w:r>
     </w:p>
     <w:p>
@@ -157,7 +157,7 @@
           <w:color w:val="000000"/>
           <w:sz w:val="24"/>
         </w:rPr>
-        <w:t>I currently work as a Client Intake Coordinator at Cattie and Gonzalez, PLLC in Charlotte — a Medicare Secondary Payer law firm — managing case documentation, client communication, and records across multiple active matters in Litify. I am also completing a Master of Legal Studies at Wake Forest University School of Law. I am comfortable managing competing deadlines while supporting multiple attorneys in a collaborative environment and would be glad to bring that same level of dedication to your team.</w:t>
+        <w:t>In my current role at Cattie and Gonzalez, PLLC, a Medicare Secondary Payer law firm in Charlotte, I support attorneys across multiple matters, manage client communications, and maintain case records in Litify. I am also completing a Master of Legal Studies at Wake Forest University School of Law. I am looking for a firm where I can grow, take on meaningful responsibility, and be a real contributor — and I believe your office is that place.</w:t>
       </w:r>
     </w:p>
     <w:p>
@@ -172,7 +172,7 @@
           <w:color w:val="000000"/>
           <w:sz w:val="24"/>
         </w:rPr>
-        <w:t>Thank you for your time and consideration. I hope to speak with you soon.</w:t>
+        <w:t>Thank you for your consideration. I look forward to speaking with you.</w:t>
       </w:r>
     </w:p>
     <w:p>

--- a/Myeisha_Cheek_CoverLetter_Paralegal_FamilyLaw_ElderLaw_CivilLit.docx
+++ b/Myeisha_Cheek_CoverLetter_Paralegal_FamilyLaw_ElderLaw_CivilLit.docx
@@ -112,7 +112,7 @@
           <w:color w:val="000000"/>
           <w:sz w:val="24"/>
         </w:rPr>
-        <w:t>I am writing to apply for the Paralegal position with your firm. With over five years of experience supporting attorneys in family law litigation from intake through resolution, I am confident I can walk in and contribute immediately — not after a long learning curve, but from day one.</w:t>
+        <w:t>I am writing to apply for the Paralegal position with your firm. With over five years of experience managing litigation matters from intake through resolution — primarily in family law and civil proceedings — I am confident that my background aligns closely with what your team needs and that I can contribute meaningfully from the start.</w:t>
       </w:r>
     </w:p>
     <w:p>
@@ -127,7 +127,7 @@
           <w:color w:val="000000"/>
           <w:sz w:val="24"/>
         </w:rPr>
-        <w:t>What sets me apart is that I have done this work at every level. At the Department of Social Services, I was a litigation paralegal handling complex family law cases — drafting pleadings, motions, judgments, and court orders, managing discovery from collection through review, preparing exhibits for hearings, managing attorney calendars, and tracking deadlines across multiple active matters. I did not just assist with these tasks; I owned them. Attorneys trusted me to keep their cases organized and moving forward, and I consistently delivered. That kind of ownership and follow-through is something I carry into every role.</w:t>
+        <w:t>My experience as a Litigation Paralegal at the Department of Social Services gave me a strong foundation in exactly the kind of work this role requires. I supported attorneys on active family law cases including custody disputes, child welfare matters, and termination of parental rights proceedings, handling each matter from initial intake through final resolution. That meant drafting pleadings, motions, judgments, court orders, and discovery documents; preparing and organizing exhibits and case materials for hearings; managing court calendars and deadline tracking across multiple simultaneous matters; and communicating directly with clients, opposing counsel, and court staff throughout. I did not just support this process — I owned it. Attorneys relied on me to keep cases organized and on schedule, and I delivered consistently.</w:t>
       </w:r>
     </w:p>
     <w:p>
@@ -142,7 +142,7 @@
           <w:color w:val="000000"/>
           <w:sz w:val="24"/>
         </w:rPr>
-        <w:t>I also understand the client relationship that comes with family law work. As a Juvenile Drug Court Program Coordinator, I was the person families called when they had questions, needed guidance, or were overwhelmed by the process. I learned how to communicate with clarity and compassion while still keeping things professional and focused. That combination — strong legal skills and genuine client care — is something I believe makes a paralegal truly valuable to a team.</w:t>
+        <w:t>What also makes me a strong fit for a family law and civil litigation practice is my understanding of the client relationship in this work. From my time at DSS and as a Juvenile Drug Court Program Coordinator at the Fifth Judicial Circuit Solicitor's Office, I regularly served as the primary point of contact for clients navigating complex and emotional legal situations. I learned how to communicate with clarity and compassion while keeping things professional and focused — because clients in family law and civil matters need both. I brought that approach to every interaction, and it is something I continue to prioritize.</w:t>
       </w:r>
     </w:p>
     <w:p>
@@ -157,7 +157,7 @@
           <w:color w:val="000000"/>
           <w:sz w:val="24"/>
         </w:rPr>
-        <w:t>In my current role at Cattie and Gonzalez, PLLC, a Medicare Secondary Payer law firm in Charlotte, I support attorneys across multiple matters, manage client communications, and maintain case records in Litify. I am also completing a Master of Legal Studies at Wake Forest University School of Law. I am looking for a firm where I can grow, take on meaningful responsibility, and be a real contributor — and I believe your office is that place.</w:t>
+        <w:t>My role as a Juvenile Drug Court Program Coordinator also expanded my ability to manage complex multi-party coordination — scheduling and tracking across attorneys, judges, treatment agencies, social workers, and families simultaneously. That experience reinforced the organizational systems and proactive communication habits I had already built, and it made me a more effective paralegal across every type of matter I have supported since.</w:t>
       </w:r>
     </w:p>
     <w:p>
@@ -172,7 +172,37 @@
           <w:color w:val="000000"/>
           <w:sz w:val="24"/>
         </w:rPr>
-        <w:t>Thank you for your consideration. I look forward to speaking with you.</w:t>
+        <w:t>I currently work as a Client Intake Coordinator at Cattie and Gonzalez, PLLC, a Medicare Secondary Payer law firm in Charlotte, supporting attorneys across multiple active matters, managing case records in Litify, and ensuring client communications and documentation are handled accurately and on time. I am also completing a Master of Legal Studies at Wake Forest University School of Law, which continues to deepen both my legal knowledge and my ability to contribute at a higher level to the attorneys I support.</w:t>
+      </w:r>
+    </w:p>
+    <w:p>
+      <w:pPr>
+        <w:spacing w:before="0" w:after="60"/>
+        <w:jc w:val="left"/>
+      </w:pPr>
+      <w:r>
+        <w:rPr>
+          <w:rFonts w:ascii="Times New Roman" w:hAnsi="Times New Roman"/>
+          <w:b w:val="0"/>
+          <w:color w:val="000000"/>
+          <w:sz w:val="24"/>
+        </w:rPr>
+        <w:t>I am looking for a firm where I can take on real responsibility and grow as a legal professional. I believe your team is that place, and I would welcome the opportunity to prove it.</w:t>
+      </w:r>
+    </w:p>
+    <w:p>
+      <w:pPr>
+        <w:spacing w:before="0" w:after="60"/>
+        <w:jc w:val="left"/>
+      </w:pPr>
+      <w:r>
+        <w:rPr>
+          <w:rFonts w:ascii="Times New Roman" w:hAnsi="Times New Roman"/>
+          <w:b w:val="0"/>
+          <w:color w:val="000000"/>
+          <w:sz w:val="24"/>
+        </w:rPr>
+        <w:t>Thank you for your time and consideration.</w:t>
       </w:r>
     </w:p>
     <w:p>

--- a/Myeisha_Cheek_CoverLetter_Paralegal_FamilyLaw_ElderLaw_CivilLit.docx
+++ b/Myeisha_Cheek_CoverLetter_Paralegal_FamilyLaw_ElderLaw_CivilLit.docx
@@ -172,7 +172,7 @@
           <w:color w:val="000000"/>
           <w:sz w:val="24"/>
         </w:rPr>
-        <w:t>I currently work as a Client Intake Coordinator at Cattie and Gonzalez, PLLC, a Medicare Secondary Payer law firm in Charlotte, supporting attorneys across multiple active matters, managing case records in Litify, and ensuring client communications and documentation are handled accurately and on time. I am also completing a Master of Legal Studies at Wake Forest University School of Law, which continues to deepen both my legal knowledge and my ability to contribute at a higher level to the attorneys I support.</w:t>
+        <w:t>I currently work as a Client Intake Coordinator at Cattie and Gonzalez, PLLC, a Medicare Secondary Payer law firm in Charlotte, supporting attorneys across multiple active matters, managing case records in Litify, and ensuring client communications and documentation are handled accurately and on time. I am also completing a Master of Legal Studies at Wake Forest University School of Law. For a firm that handles both family law and civil litigation, that degree is directly relevant — the program has strengthened my legal research and analysis skills, my understanding of civil procedure, and my ability to engage with complex legal issues across practice areas. It means I contribute at a higher level than a paralegal who only understands the process — I understand the law, which makes me better at supporting the attorneys who apply it.</w:t>
       </w:r>
     </w:p>
     <w:p>
